--- a/data/revised_2026-10_full/outputs/v2/Physics/SS3.2_Current_Electricity/Physics_Current_Electricity_FinalExplanation.docx
+++ b/data/revised_2026-10_full/outputs/v2/Physics/SS3.2_Current_Electricity/Physics_Current_Electricity_FinalExplanation.docx
@@ -2091,7 +2091,7 @@
         </w:rPr>
         <w:t xml:space="preserve">© 2026 SeaVuria and ARES. This work is licensed under a </w:t>
       </w:r>
-      <w:hyperlink w:history="1" r:id="rId3obbf5hsogpoiajnqi8bt">
+      <w:hyperlink w:history="1" r:id="rIdifbi_5i1ds0x6c5p3tvbt">
         <w:r>
           <w:rPr>
             <w:rFonts w:ascii="Arial" w:cs="Arial" w:eastAsia="Arial" w:hAnsi="Arial"/>
@@ -2111,7 +2111,7 @@
         </w:rPr>
         <w:t xml:space="preserve"> (</w:t>
       </w:r>
-      <w:hyperlink w:history="1" r:id="rIdcl70jtfqlszv3x0ppox0j">
+      <w:hyperlink w:history="1" r:id="rIdhjjo_bwrt2iexnf5wfuct">
         <w:r>
           <w:rPr>
             <w:rFonts w:ascii="Arial" w:cs="Arial" w:eastAsia="Arial" w:hAnsi="Arial"/>
@@ -2131,7 +2131,7 @@
         </w:rPr>
         <w:t xml:space="preserve">). To view a copy of this license, visit </w:t>
       </w:r>
-      <w:hyperlink w:history="1" r:id="rIdaxje5vrqz743vlnmbbnzd">
+      <w:hyperlink w:history="1" r:id="rIditsmsjclz4o_c72feft0q">
         <w:r>
           <w:rPr>
             <w:rFonts w:ascii="Arial" w:cs="Arial" w:eastAsia="Arial" w:hAnsi="Arial"/>
